--- a/site/main/templates/documents/Справка с пасмотрными данными.docx
+++ b/site/main/templates/documents/Справка с пасмотрными данными.docx
@@ -224,26 +224,24 @@
           <w:sz w:val="28"/>
           <w:szCs w:val="28"/>
         </w:rPr>
-        <w:t>}</w:t>
-      </w:r>
-      <w:proofErr w:type="gramStart"/>
-      <w:r>
-        <w:rPr>
-          <w:rFonts w:ascii="Times New Roman" w:hAnsi="Times New Roman" w:cs="Times New Roman"/>
-          <w:sz w:val="28"/>
-          <w:szCs w:val="28"/>
-        </w:rPr>
-        <w:t>}</w:t>
-      </w:r>
-      <w:r>
-        <w:rPr>
-          <w:rFonts w:ascii="Times New Roman" w:hAnsi="Times New Roman" w:cs="Times New Roman"/>
-          <w:sz w:val="28"/>
-          <w:szCs w:val="28"/>
-        </w:rPr>
-        <w:t xml:space="preserve"> ,</w:t>
-      </w:r>
-      <w:proofErr w:type="gramEnd"/>
+        <w:t>}}</w:t>
+      </w:r>
+      <w:r>
+        <w:rPr>
+          <w:rFonts w:ascii="Times New Roman" w:hAnsi="Times New Roman" w:cs="Times New Roman"/>
+          <w:sz w:val="28"/>
+          <w:szCs w:val="28"/>
+        </w:rPr>
+        <w:t xml:space="preserve">, </w:t>
+      </w:r>
+      <w:r>
+        <w:rPr>
+          <w:rFonts w:ascii="Times New Roman" w:hAnsi="Times New Roman" w:cs="Times New Roman"/>
+          <w:sz w:val="28"/>
+          <w:szCs w:val="28"/>
+        </w:rPr>
+        <w:t>номер</w:t>
+      </w:r>
       <w:r>
         <w:rPr>
           <w:rFonts w:ascii="Times New Roman" w:hAnsi="Times New Roman" w:cs="Times New Roman"/>
@@ -252,6 +250,8 @@
         </w:rPr>
         <w:t xml:space="preserve"> </w:t>
       </w:r>
+      <w:bookmarkStart w:id="0" w:name="_GoBack"/>
+      <w:bookmarkEnd w:id="0"/>
       <w:r>
         <w:rPr>
           <w:rFonts w:ascii="Times New Roman" w:hAnsi="Times New Roman" w:cs="Times New Roman"/>
@@ -449,8 +449,6 @@
         </w:rPr>
         <w:t>дата_выдачи</w:t>
       </w:r>
-      <w:bookmarkStart w:id="0" w:name="_GoBack"/>
-      <w:bookmarkEnd w:id="0"/>
       <w:proofErr w:type="spellEnd"/>
       <w:r>
         <w:rPr>
